--- a/Fase 2/Evidencias Proyecto/Modelo 4+1/4. Diagrama de Secuencias.docx
+++ b/Fase 2/Evidencias Proyecto/Modelo 4+1/4. Diagrama de Secuencias.docx
@@ -43,12 +43,12 @@
           <wp:inline distB="114300" distT="114300" distL="114300" distR="114300">
             <wp:extent cx="5148263" cy="3771402"/>
             <wp:effectExtent b="0" l="0" r="0" t="0"/>
-            <wp:docPr id="4" name="image12.png"/>
+            <wp:docPr id="4" name="image11.png"/>
             <a:graphic>
               <a:graphicData uri="http://schemas.openxmlformats.org/drawingml/2006/picture">
                 <pic:pic>
                   <pic:nvPicPr>
-                    <pic:cNvPr id="0" name="image12.png"/>
+                    <pic:cNvPr id="0" name="image11.png"/>
                     <pic:cNvPicPr preferRelativeResize="0"/>
                   </pic:nvPicPr>
                   <pic:blipFill>
@@ -126,12 +126,12 @@
           <wp:inline distB="114300" distT="114300" distL="114300" distR="114300">
             <wp:extent cx="4910138" cy="3074953"/>
             <wp:effectExtent b="0" l="0" r="0" t="0"/>
-            <wp:docPr id="19" name="image5.png"/>
+            <wp:docPr id="19" name="image12.png"/>
             <a:graphic>
               <a:graphicData uri="http://schemas.openxmlformats.org/drawingml/2006/picture">
                 <pic:pic>
                   <pic:nvPicPr>
-                    <pic:cNvPr id="0" name="image5.png"/>
+                    <pic:cNvPr id="0" name="image12.png"/>
                     <pic:cNvPicPr preferRelativeResize="0"/>
                   </pic:nvPicPr>
                   <pic:blipFill>
@@ -199,12 +199,12 @@
           <wp:inline distB="114300" distT="114300" distL="114300" distR="114300">
             <wp:extent cx="5053013" cy="2274695"/>
             <wp:effectExtent b="0" l="0" r="0" t="0"/>
-            <wp:docPr id="13" name="image6.png"/>
+            <wp:docPr id="13" name="image17.png"/>
             <a:graphic>
               <a:graphicData uri="http://schemas.openxmlformats.org/drawingml/2006/picture">
                 <pic:pic>
                   <pic:nvPicPr>
-                    <pic:cNvPr id="0" name="image6.png"/>
+                    <pic:cNvPr id="0" name="image17.png"/>
                     <pic:cNvPicPr preferRelativeResize="0"/>
                   </pic:nvPicPr>
                   <pic:blipFill>
@@ -284,12 +284,12 @@
           <wp:inline distB="114300" distT="114300" distL="114300" distR="114300">
             <wp:extent cx="4919663" cy="2132943"/>
             <wp:effectExtent b="0" l="0" r="0" t="0"/>
-            <wp:docPr id="7" name="image7.png"/>
+            <wp:docPr id="7" name="image9.png"/>
             <a:graphic>
               <a:graphicData uri="http://schemas.openxmlformats.org/drawingml/2006/picture">
                 <pic:pic>
                   <pic:nvPicPr>
-                    <pic:cNvPr id="0" name="image7.png"/>
+                    <pic:cNvPr id="0" name="image9.png"/>
                     <pic:cNvPicPr preferRelativeResize="0"/>
                   </pic:nvPicPr>
                   <pic:blipFill>
@@ -361,12 +361,12 @@
           <wp:inline distB="114300" distT="114300" distL="114300" distR="114300">
             <wp:extent cx="5731200" cy="2489200"/>
             <wp:effectExtent b="0" l="0" r="0" t="0"/>
-            <wp:docPr id="6" name="image14.png"/>
+            <wp:docPr id="6" name="image4.png"/>
             <a:graphic>
               <a:graphicData uri="http://schemas.openxmlformats.org/drawingml/2006/picture">
                 <pic:pic>
                   <pic:nvPicPr>
-                    <pic:cNvPr id="0" name="image14.png"/>
+                    <pic:cNvPr id="0" name="image4.png"/>
                     <pic:cNvPicPr preferRelativeResize="0"/>
                   </pic:nvPicPr>
                   <pic:blipFill>
@@ -446,12 +446,12 @@
           <wp:inline distB="114300" distT="114300" distL="114300" distR="114300">
             <wp:extent cx="5731200" cy="2908300"/>
             <wp:effectExtent b="0" l="0" r="0" t="0"/>
-            <wp:docPr id="17" name="image18.png"/>
+            <wp:docPr id="17" name="image20.png"/>
             <a:graphic>
               <a:graphicData uri="http://schemas.openxmlformats.org/drawingml/2006/picture">
                 <pic:pic>
                   <pic:nvPicPr>
-                    <pic:cNvPr id="0" name="image18.png"/>
+                    <pic:cNvPr id="0" name="image20.png"/>
                     <pic:cNvPicPr preferRelativeResize="0"/>
                   </pic:nvPicPr>
                   <pic:blipFill>
@@ -639,12 +639,12 @@
           <wp:inline distB="114300" distT="114300" distL="114300" distR="114300">
             <wp:extent cx="5731200" cy="2413000"/>
             <wp:effectExtent b="0" l="0" r="0" t="0"/>
-            <wp:docPr id="14" name="image2.png"/>
+            <wp:docPr id="14" name="image16.png"/>
             <a:graphic>
               <a:graphicData uri="http://schemas.openxmlformats.org/drawingml/2006/picture">
                 <pic:pic>
                   <pic:nvPicPr>
-                    <pic:cNvPr id="0" name="image2.png"/>
+                    <pic:cNvPr id="0" name="image16.png"/>
                     <pic:cNvPicPr preferRelativeResize="0"/>
                   </pic:nvPicPr>
                   <pic:blipFill>
@@ -737,12 +737,12 @@
           <wp:inline distB="114300" distT="114300" distL="114300" distR="114300">
             <wp:extent cx="5731200" cy="2260600"/>
             <wp:effectExtent b="0" l="0" r="0" t="0"/>
-            <wp:docPr id="5" name="image10.png"/>
+            <wp:docPr id="5" name="image15.png"/>
             <a:graphic>
               <a:graphicData uri="http://schemas.openxmlformats.org/drawingml/2006/picture">
                 <pic:pic>
                   <pic:nvPicPr>
-                    <pic:cNvPr id="0" name="image10.png"/>
+                    <pic:cNvPr id="0" name="image15.png"/>
                     <pic:cNvPicPr preferRelativeResize="0"/>
                   </pic:nvPicPr>
                   <pic:blipFill>
@@ -822,12 +822,12 @@
           <wp:inline distB="114300" distT="114300" distL="114300" distR="114300">
             <wp:extent cx="5731200" cy="2273300"/>
             <wp:effectExtent b="0" l="0" r="0" t="0"/>
-            <wp:docPr id="8" name="image9.png"/>
+            <wp:docPr id="8" name="image3.png"/>
             <a:graphic>
               <a:graphicData uri="http://schemas.openxmlformats.org/drawingml/2006/picture">
                 <pic:pic>
                   <pic:nvPicPr>
-                    <pic:cNvPr id="0" name="image9.png"/>
+                    <pic:cNvPr id="0" name="image3.png"/>
                     <pic:cNvPicPr preferRelativeResize="0"/>
                   </pic:nvPicPr>
                   <pic:blipFill>
@@ -920,12 +920,12 @@
           <wp:inline distB="114300" distT="114300" distL="114300" distR="114300">
             <wp:extent cx="5731200" cy="1968500"/>
             <wp:effectExtent b="0" l="0" r="0" t="0"/>
-            <wp:docPr id="21" name="image21.png"/>
+            <wp:docPr id="21" name="image18.png"/>
             <a:graphic>
               <a:graphicData uri="http://schemas.openxmlformats.org/drawingml/2006/picture">
                 <pic:pic>
                   <pic:nvPicPr>
-                    <pic:cNvPr id="0" name="image21.png"/>
+                    <pic:cNvPr id="0" name="image18.png"/>
                     <pic:cNvPicPr preferRelativeResize="0"/>
                   </pic:nvPicPr>
                   <pic:blipFill>
@@ -1005,12 +1005,12 @@
           <wp:inline distB="114300" distT="114300" distL="114300" distR="114300">
             <wp:extent cx="5731200" cy="2044700"/>
             <wp:effectExtent b="0" l="0" r="0" t="0"/>
-            <wp:docPr id="18" name="image3.png"/>
+            <wp:docPr id="18" name="image10.png"/>
             <a:graphic>
               <a:graphicData uri="http://schemas.openxmlformats.org/drawingml/2006/picture">
                 <pic:pic>
                   <pic:nvPicPr>
-                    <pic:cNvPr id="0" name="image3.png"/>
+                    <pic:cNvPr id="0" name="image10.png"/>
                     <pic:cNvPicPr preferRelativeResize="0"/>
                   </pic:nvPicPr>
                   <pic:blipFill>
@@ -1103,12 +1103,12 @@
           <wp:inline distB="114300" distT="114300" distL="114300" distR="114300">
             <wp:extent cx="5731200" cy="2184400"/>
             <wp:effectExtent b="0" l="0" r="0" t="0"/>
-            <wp:docPr id="20" name="image19.png"/>
+            <wp:docPr id="20" name="image6.png"/>
             <a:graphic>
               <a:graphicData uri="http://schemas.openxmlformats.org/drawingml/2006/picture">
                 <pic:pic>
                   <pic:nvPicPr>
-                    <pic:cNvPr id="0" name="image19.png"/>
+                    <pic:cNvPr id="0" name="image6.png"/>
                     <pic:cNvPicPr preferRelativeResize="0"/>
                   </pic:nvPicPr>
                   <pic:blipFill>
@@ -1188,12 +1188,12 @@
           <wp:inline distB="114300" distT="114300" distL="114300" distR="114300">
             <wp:extent cx="5731200" cy="2108200"/>
             <wp:effectExtent b="0" l="0" r="0" t="0"/>
-            <wp:docPr id="12" name="image11.png"/>
+            <wp:docPr id="12" name="image8.png"/>
             <a:graphic>
               <a:graphicData uri="http://schemas.openxmlformats.org/drawingml/2006/picture">
                 <pic:pic>
                   <pic:nvPicPr>
-                    <pic:cNvPr id="0" name="image11.png"/>
+                    <pic:cNvPr id="0" name="image8.png"/>
                     <pic:cNvPicPr preferRelativeResize="0"/>
                   </pic:nvPicPr>
                   <pic:blipFill>
@@ -1286,12 +1286,12 @@
           <wp:inline distB="114300" distT="114300" distL="114300" distR="114300">
             <wp:extent cx="5731200" cy="1879600"/>
             <wp:effectExtent b="0" l="0" r="0" t="0"/>
-            <wp:docPr id="1" name="image4.png"/>
+            <wp:docPr id="1" name="image5.png"/>
             <a:graphic>
               <a:graphicData uri="http://schemas.openxmlformats.org/drawingml/2006/picture">
                 <pic:pic>
                   <pic:nvPicPr>
-                    <pic:cNvPr id="0" name="image4.png"/>
+                    <pic:cNvPr id="0" name="image5.png"/>
                     <pic:cNvPicPr preferRelativeResize="0"/>
                   </pic:nvPicPr>
                   <pic:blipFill>
@@ -1370,12 +1370,12 @@
           <wp:inline distB="114300" distT="114300" distL="114300" distR="114300">
             <wp:extent cx="5414963" cy="1978890"/>
             <wp:effectExtent b="0" l="0" r="0" t="0"/>
-            <wp:docPr id="2" name="image15.png"/>
+            <wp:docPr id="2" name="image14.png"/>
             <a:graphic>
               <a:graphicData uri="http://schemas.openxmlformats.org/drawingml/2006/picture">
                 <pic:pic>
                   <pic:nvPicPr>
-                    <pic:cNvPr id="0" name="image15.png"/>
+                    <pic:cNvPr id="0" name="image14.png"/>
                     <pic:cNvPicPr preferRelativeResize="0"/>
                   </pic:nvPicPr>
                   <pic:blipFill>
@@ -1553,12 +1553,12 @@
           <wp:inline distB="114300" distT="114300" distL="114300" distR="114300">
             <wp:extent cx="5453063" cy="2278892"/>
             <wp:effectExtent b="0" l="0" r="0" t="0"/>
-            <wp:docPr id="15" name="image17.png"/>
+            <wp:docPr id="15" name="image2.png"/>
             <a:graphic>
               <a:graphicData uri="http://schemas.openxmlformats.org/drawingml/2006/picture">
                 <pic:pic>
                   <pic:nvPicPr>
-                    <pic:cNvPr id="0" name="image17.png"/>
+                    <pic:cNvPr id="0" name="image2.png"/>
                     <pic:cNvPicPr preferRelativeResize="0"/>
                   </pic:nvPicPr>
                   <pic:blipFill>
@@ -1641,12 +1641,12 @@
           <wp:inline distB="114300" distT="114300" distL="114300" distR="114300">
             <wp:extent cx="5731200" cy="2489200"/>
             <wp:effectExtent b="0" l="0" r="0" t="0"/>
-            <wp:docPr id="11" name="image8.png"/>
+            <wp:docPr id="11" name="image19.png"/>
             <a:graphic>
               <a:graphicData uri="http://schemas.openxmlformats.org/drawingml/2006/picture">
                 <pic:pic>
                   <pic:nvPicPr>
-                    <pic:cNvPr id="0" name="image8.png"/>
+                    <pic:cNvPr id="0" name="image19.png"/>
                     <pic:cNvPicPr preferRelativeResize="0"/>
                   </pic:nvPicPr>
                   <pic:blipFill>
@@ -1726,12 +1726,12 @@
           <wp:inline distB="114300" distT="114300" distL="114300" distR="114300">
             <wp:extent cx="5731200" cy="2247900"/>
             <wp:effectExtent b="0" l="0" r="0" t="0"/>
-            <wp:docPr id="9" name="image16.png"/>
+            <wp:docPr id="9" name="image7.png"/>
             <a:graphic>
               <a:graphicData uri="http://schemas.openxmlformats.org/drawingml/2006/picture">
                 <pic:pic>
                   <pic:nvPicPr>
-                    <pic:cNvPr id="0" name="image16.png"/>
+                    <pic:cNvPr id="0" name="image7.png"/>
                     <pic:cNvPicPr preferRelativeResize="0"/>
                   </pic:nvPicPr>
                   <pic:blipFill>
@@ -1815,12 +1815,12 @@
           <wp:inline distB="114300" distT="114300" distL="114300" distR="114300">
             <wp:extent cx="5731200" cy="1689100"/>
             <wp:effectExtent b="0" l="0" r="0" t="0"/>
-            <wp:docPr id="10" name="image20.png"/>
+            <wp:docPr id="10" name="image21.png"/>
             <a:graphic>
               <a:graphicData uri="http://schemas.openxmlformats.org/drawingml/2006/picture">
                 <pic:pic>
                   <pic:nvPicPr>
-                    <pic:cNvPr id="0" name="image20.png"/>
+                    <pic:cNvPr id="0" name="image21.png"/>
                     <pic:cNvPicPr preferRelativeResize="0"/>
                   </pic:nvPicPr>
                   <pic:blipFill>
